--- a/gen-documents/Sửa chữa mái tôn khu tập thể độc thân kỹ thuật/4. Tờ trình phê duyệt KQLCNT TV.docx
+++ b/gen-documents/Sửa chữa mái tôn khu tập thể độc thân kỹ thuật/4. Tờ trình phê duyệt KQLCNT TV.docx
@@ -255,7 +255,7 @@
                 <w:szCs w:val="26"/>
                 <w:lang w:val="en-US"/>
               </w:rPr>
-              <w:t xml:space="preserve">___/TTr-LCQ</w:t>
+              <w:t xml:space="preserve">23/QĐ-TTMN</w:t>
             </w:r>
             <w:r>
               <w:rPr>
@@ -1061,7 +1061,7 @@
           <w:color w:val="000000"/>
           <w:lang w:val="en-US"/>
         </w:rPr>
-        <w:t xml:space="preserve">3052/QĐ – TCT</w:t>
+        <w:t xml:space="preserve">3052/QĐ-TCT</w:t>
       </w:r>
       <w:r>
         <w:rPr>
@@ -1183,7 +1183,7 @@
           <w:szCs w:val="28"/>
           <w:lang w:val="en-US"/>
         </w:rPr>
-        <w:t xml:space="preserve">undefined</w:t>
+        <w:t xml:space="preserve">827A/QĐ-TTMN</w:t>
       </w:r>
       <w:r>
         <w:rPr>
@@ -1270,7 +1270,7 @@
           <w:highlight w:val="none"/>
           <w:lang w:val="en-US"/>
         </w:rPr>
-        <w:t xml:space="preserve">undefined</w:t>
+        <w:t xml:space="preserve">01/03/2026</w:t>
       </w:r>
       <w:r>
         <w:rPr>
@@ -1765,7 +1765,7 @@
           <w:spacing w:val="-2"/>
           <w:lang w:val="en-US"/>
         </w:rPr>
-        <w:t xml:space="preserve">100.000.000.000</w:t>
+        <w:t xml:space="preserve">01.000.000</w:t>
       </w:r>
       <w:r>
         <w:rPr>
@@ -1855,7 +1855,7 @@
           <w:highlight w:val="none"/>
           <w:lang w:val="en-US"/>
         </w:rPr>
-        <w:t xml:space="preserve">undefined</w:t>
+        <w:t xml:space="preserve">Một tỷ</w:t>
       </w:r>
       <w:r>
         <w:rPr>
